--- a/Science Books/Physics/Volume overview/22 - Analogy and the Discovery of Physics - Funny.docx
+++ b/Science Books/Physics/Volume overview/22 - Analogy and the Discovery of Physics - Funny.docx
@@ -647,7 +647,7 @@
         <w:jc w:val="both"/>
       </w:pPr>
       <w:r>
-        <w:t xml:space="preserve">Imagine finding a hidden pattern in an enormous tapestry. At first you see threads. Then repeating shapes. Then symmetry.</w:t>
+        <w:t>Imagine finding a hidden pattern in a vast tapestry. At first you see threads. Then repeating shapes. Then symmetry.</w:t>
       </w:r>
     </w:p>
     <w:p>

--- a/Science Books/Physics/Volume overview/22 - Analogy and the Discovery of Physics - Funny.docx
+++ b/Science Books/Physics/Volume overview/22 - Analogy and the Discovery of Physics - Funny.docx
@@ -9,7 +9,7 @@
         <w:jc w:val="center"/>
       </w:pPr>
       <w:r>
-        <w:t>Science for Everyone</w:t>
+        <w:t>Physics, Actually</w:t>
       </w:r>
     </w:p>
     <w:p>
